--- a/docs/Teza_Capitolul1_Introducere.docx
+++ b/docs/Teza_Capitolul1_Introducere.docx
@@ -101,6 +101,401 @@
       </w:pPr>
       <w:r>
         <w:t>[De redactat după obținerea rezultatelor.]</w:t>
+      </w:r>
+    </w:p>
+    <w:p>
+      <w:pPr>
+        <w:pStyle w:val="Heading1"/>
+      </w:pPr>
+      <w:r>
+        <w:t>Capitolul 5. Metodologia AI/ML (ciornă)</w:t>
+      </w:r>
+    </w:p>
+    <w:p>
+      <w:pPr>
+        <w:pStyle w:val="Heading2"/>
+      </w:pPr>
+      <w:r>
+        <w:t>5.1 Setul de date SCIN: obținere, licență și audit</w:t>
+      </w:r>
+    </w:p>
+    <w:p>
+      <w:pPr>
+        <w:ind w:firstLine="709"/>
+        <w:jc w:val="both"/>
+      </w:pPr>
+      <w:r>
+        <w:t>Setul de date principal al lucrării este SCIN (Skin Condition Image Network), publicat de Google Research (https://github.com/google-research-datasets/scin) [1]. Setul a fost colectat prin contribuții voluntare ale unor utilizatori din Statele Unite, care au trimis fotografii realizate cu telefonul, împreună cu răspunsuri auto-declarate despre simptome, textură, durată și date demografice (https://research.google/blog/scin-a-new-resource-for-representative-dermatology-images/) [4]. Metadatele sunt distribuite sub forma a două fișiere CSV principale, scin_cases.csv și scin_labels.csv, legate prin identificatorul case_id, alături de două fișiere care descriu întrebările din aplicație și din procesul de etichetare (https://github.com/google-research-datasets/scin/blob/main/dataset_schema.md) [3]. Fișierele au fost descărcate din depozitul public Google Cloud Storage dx-scin-public-data, versiunea 1.0.0.</w:t>
+      </w:r>
+    </w:p>
+    <w:p>
+      <w:pPr>
+        <w:ind w:firstLine="709"/>
+        <w:jc w:val="both"/>
+      </w:pPr>
+      <w:r>
+        <w:t>Utilizarea datelor este reglementată de SCIN Data Use License (https://github.com/google-research-datasets/scin/blob/main/LICENSE) [2]. Licența permite reproducerea, partajarea și adaptarea materialului, cu condiția atribuirii sursei, și interzice explicit orice încercare de re-identificare a persoanelor ale căror date au fost de-identificate; nerespectarea acestei restricții duce la încetarea imediată a drepturilor acordate. În consecință, lucrarea folosește datele exclusiv în scop de cercetare, nu redistribuie imaginile și nu efectuează nicio prelucrare care ar putea conduce la re-identificare.</w:t>
+      </w:r>
+    </w:p>
+    <w:p>
+      <w:pPr>
+        <w:ind w:firstLine="709"/>
+        <w:jc w:val="both"/>
+      </w:pPr>
+      <w:r>
+        <w:t>Pentru a cunoaște structura și limitările datelor înainte de proiectarea modelului, a fost implementat scriptul ml/scripts/audit_scin.py. Acesta încarcă cele două fișiere, verifică unicitatea și corespondența identificatorului case_id, unește tabelele la nivel de caz și generează o schemă a coloanelor (scin_schema.json), un raport de audit (scin_audit_report.md) și o intrare în registrul surselor de date (data_sources.csv). Un aspect metodologic important este faptul că întrebările cu răspunsuri multiple (textură, zonă a corpului, simptome) sunt stocate câte o coloană pentru fiecare opțiune, cu valoarea „YES” sau necompletată; o celulă goală înseamnă „opțiune nebifată”, nu „valoare lipsă”. De aceea, lipsa răspunsurilor a fost evaluată la nivelul întregii întrebări, iar răspunsurile neinformative, precum AGE_UNKNOWN sau OTHER_OR_UNSPECIFIED, au fost raportate separat de valorile absente.</w:t>
+      </w:r>
+    </w:p>
+    <w:p>
+      <w:pPr>
+        <w:ind w:firstLine="709"/>
+        <w:jc w:val="both"/>
+      </w:pPr>
+      <w:r>
+        <w:t>Auditul a identificat 5.033 de cazuri unice și 10.407 imagini, în medie 2,07 imagini per caz; 38,7% dintre cazuri au o singură imagine, 15,8% au două, iar 45,5% au trei. Toate cele 5.033 de identificatoare apar în ambele fișiere, fără duplicate. Lipsa răspunsurilor este substanțială și neuniformă: grupa de vârstă este necunoscută în 56,9% dintre cazuri, tipul de piele Fitzpatrick auto-declarat lipsește sau este neidentificat în 56,8%, întrebarea despre etnie nu are niciun răspuns în 47,3%, simptomele legate de afecțiune lipsesc în 25,1%, durata în 20,6%, iar textura și zona corpului în aproximativ 19% dintre cazuri. Această lipsă naturală a răspunsurilor confirmă relevanța practică a întrebării de cercetare privind funcționarea modelului atunci când chestionarul este incomplet.</w:t>
+      </w:r>
+    </w:p>
+    <w:p>
+      <w:r>
+        <w:rPr>
+          <w:i/>
+        </w:rPr>
+        <w:t>Tabelul 5.1. Distribuția tonurilor de piele estimate în SCIN (N = 5.033 cazuri).</w:t>
+      </w:r>
+    </w:p>
+    <w:tbl>
+      <w:tblPr>
+        <w:tblStyle w:val="TableGrid"/>
+        <w:tblW w:type="auto" w:w="0"/>
+        <w:tblLook w:firstColumn="1" w:firstRow="1" w:lastColumn="0" w:lastRow="0" w:noHBand="0" w:noVBand="1" w:val="04A0"/>
+      </w:tblPr>
+      <w:tblGrid>
+        <w:gridCol w:w="3135"/>
+        <w:gridCol w:w="3135"/>
+        <w:gridCol w:w="3135"/>
+      </w:tblGrid>
+      <w:tr>
+        <w:tc>
+          <w:tcPr>
+            <w:tcW w:type="dxa" w:w="3135"/>
+          </w:tcPr>
+          <w:p>
+            <w:r>
+              <w:rPr>
+                <w:b/>
+              </w:rPr>
+              <w:t>Grupă</w:t>
+            </w:r>
+          </w:p>
+        </w:tc>
+        <w:tc>
+          <w:tcPr>
+            <w:tcW w:type="dxa" w:w="3135"/>
+          </w:tcPr>
+          <w:p>
+            <w:r>
+              <w:rPr>
+                <w:b/>
+              </w:rPr>
+              <w:t>Cazuri</w:t>
+            </w:r>
+          </w:p>
+        </w:tc>
+        <w:tc>
+          <w:tcPr>
+            <w:tcW w:type="dxa" w:w="3135"/>
+          </w:tcPr>
+          <w:p>
+            <w:r>
+              <w:rPr>
+                <w:b/>
+              </w:rPr>
+              <w:t>Procent</w:t>
+            </w:r>
+          </w:p>
+        </w:tc>
+      </w:tr>
+      <w:tr>
+        <w:tc>
+          <w:tcPr>
+            <w:tcW w:type="dxa" w:w="3135"/>
+          </w:tcPr>
+          <w:p>
+            <w:r>
+              <w:t>eFST I–II</w:t>
+            </w:r>
+          </w:p>
+        </w:tc>
+        <w:tc>
+          <w:tcPr>
+            <w:tcW w:type="dxa" w:w="3135"/>
+          </w:tcPr>
+          <w:p>
+            <w:r>
+              <w:t>1.773</w:t>
+            </w:r>
+          </w:p>
+        </w:tc>
+        <w:tc>
+          <w:tcPr>
+            <w:tcW w:type="dxa" w:w="3135"/>
+          </w:tcPr>
+          <w:p>
+            <w:r>
+              <w:t>35,2%</w:t>
+            </w:r>
+          </w:p>
+        </w:tc>
+      </w:tr>
+      <w:tr>
+        <w:tc>
+          <w:tcPr>
+            <w:tcW w:type="dxa" w:w="3135"/>
+          </w:tcPr>
+          <w:p>
+            <w:r>
+              <w:t>eFST III–IV</w:t>
+            </w:r>
+          </w:p>
+        </w:tc>
+        <w:tc>
+          <w:tcPr>
+            <w:tcW w:type="dxa" w:w="3135"/>
+          </w:tcPr>
+          <w:p>
+            <w:r>
+              <w:t>2.161</w:t>
+            </w:r>
+          </w:p>
+        </w:tc>
+        <w:tc>
+          <w:tcPr>
+            <w:tcW w:type="dxa" w:w="3135"/>
+          </w:tcPr>
+          <w:p>
+            <w:r>
+              <w:t>42,9%</w:t>
+            </w:r>
+          </w:p>
+        </w:tc>
+      </w:tr>
+      <w:tr>
+        <w:tc>
+          <w:tcPr>
+            <w:tcW w:type="dxa" w:w="3135"/>
+          </w:tcPr>
+          <w:p>
+            <w:r>
+              <w:t>eFST V–VI</w:t>
+            </w:r>
+          </w:p>
+        </w:tc>
+        <w:tc>
+          <w:tcPr>
+            <w:tcW w:type="dxa" w:w="3135"/>
+          </w:tcPr>
+          <w:p>
+            <w:r>
+              <w:t>436</w:t>
+            </w:r>
+          </w:p>
+        </w:tc>
+        <w:tc>
+          <w:tcPr>
+            <w:tcW w:type="dxa" w:w="3135"/>
+          </w:tcPr>
+          <w:p>
+            <w:r>
+              <w:t>8,7%</w:t>
+            </w:r>
+          </w:p>
+        </w:tc>
+      </w:tr>
+      <w:tr>
+        <w:tc>
+          <w:tcPr>
+            <w:tcW w:type="dxa" w:w="3135"/>
+          </w:tcPr>
+          <w:p>
+            <w:r>
+              <w:t>eFST lipsă</w:t>
+            </w:r>
+          </w:p>
+        </w:tc>
+        <w:tc>
+          <w:tcPr>
+            <w:tcW w:type="dxa" w:w="3135"/>
+          </w:tcPr>
+          <w:p>
+            <w:r>
+              <w:t>663</w:t>
+            </w:r>
+          </w:p>
+        </w:tc>
+        <w:tc>
+          <w:tcPr>
+            <w:tcW w:type="dxa" w:w="3135"/>
+          </w:tcPr>
+          <w:p>
+            <w:r>
+              <w:t>13,2%</w:t>
+            </w:r>
+          </w:p>
+        </w:tc>
+      </w:tr>
+      <w:tr>
+        <w:tc>
+          <w:tcPr>
+            <w:tcW w:type="dxa" w:w="3135"/>
+          </w:tcPr>
+          <w:p>
+            <w:r>
+              <w:t>eMST 1–3 (adnotatori SUA)</w:t>
+            </w:r>
+          </w:p>
+        </w:tc>
+        <w:tc>
+          <w:tcPr>
+            <w:tcW w:type="dxa" w:w="3135"/>
+          </w:tcPr>
+          <w:p>
+            <w:r>
+              <w:t>3.502</w:t>
+            </w:r>
+          </w:p>
+        </w:tc>
+        <w:tc>
+          <w:tcPr>
+            <w:tcW w:type="dxa" w:w="3135"/>
+          </w:tcPr>
+          <w:p>
+            <w:r>
+              <w:t>69,6%</w:t>
+            </w:r>
+          </w:p>
+        </w:tc>
+      </w:tr>
+      <w:tr>
+        <w:tc>
+          <w:tcPr>
+            <w:tcW w:type="dxa" w:w="3135"/>
+          </w:tcPr>
+          <w:p>
+            <w:r>
+              <w:t>eMST 4–6 (adnotatori SUA)</w:t>
+            </w:r>
+          </w:p>
+        </w:tc>
+        <w:tc>
+          <w:tcPr>
+            <w:tcW w:type="dxa" w:w="3135"/>
+          </w:tcPr>
+          <w:p>
+            <w:r>
+              <w:t>1.296</w:t>
+            </w:r>
+          </w:p>
+        </w:tc>
+        <w:tc>
+          <w:tcPr>
+            <w:tcW w:type="dxa" w:w="3135"/>
+          </w:tcPr>
+          <w:p>
+            <w:r>
+              <w:t>25,8%</w:t>
+            </w:r>
+          </w:p>
+        </w:tc>
+      </w:tr>
+      <w:tr>
+        <w:tc>
+          <w:tcPr>
+            <w:tcW w:type="dxa" w:w="3135"/>
+          </w:tcPr>
+          <w:p>
+            <w:r>
+              <w:t>eMST 7–10 (adnotatori SUA)</w:t>
+            </w:r>
+          </w:p>
+        </w:tc>
+        <w:tc>
+          <w:tcPr>
+            <w:tcW w:type="dxa" w:w="3135"/>
+          </w:tcPr>
+          <w:p>
+            <w:r>
+              <w:t>207</w:t>
+            </w:r>
+          </w:p>
+        </w:tc>
+        <w:tc>
+          <w:tcPr>
+            <w:tcW w:type="dxa" w:w="3135"/>
+          </w:tcPr>
+          <w:p>
+            <w:r>
+              <w:t>4,1%</w:t>
+            </w:r>
+          </w:p>
+        </w:tc>
+      </w:tr>
+    </w:tbl>
+    <w:p>
+      <w:pPr>
+        <w:ind w:firstLine="709"/>
+        <w:jc w:val="both"/>
+      </w:pPr>
+      <w:r>
+        <w:t>Distribuția tonurilor de piele este dezechilibrată (Tabelul 5.1). Tonul Fitzpatrick estimat de dermatologi (eFST) a fost calculat ca mediana celor până la trei etichete disponibile pentru fiecare caz; în 73,7% dintre cazuri există o singură etichetă, iar 13,2% dintre cazuri nu au niciuna. Grupul V–VI reprezintă doar 8,7% din cazuri, iar tipul VI numai 68 de cazuri (1,35%). Pe scala Monk (eMST), grupul 7–10 cuprinde 4,1% din cazuri conform adnotatorilor din SUA și doar 1,0% conform celor din India, ceea ce arată că cele două grupuri de adnotatori nu sunt interschimbabile și că alegerea uneia dintre ele trebuie raportată explicit. Rezultatele pentru tonurile închise vor avea, prin urmare, intervale de încredere largi.</w:t>
+      </w:r>
+    </w:p>
+    <w:p>
+      <w:pPr>
+        <w:ind w:firstLine="709"/>
+        <w:jc w:val="both"/>
+      </w:pPr>
+      <w:r>
+        <w:t>În privința etichetelor, 3.061 de cazuri (60,8%) au cel puțin o etichetă ponderată atribuită de dermatologi, iar primul dermatolog a considerat calitatea imaginilor insuficientă pentru o evaluare în 38,3% dintre cazuri. Etichetele reprezintă evaluări diferențiale retrospective, realizate pe baza imaginilor și a datelor auto-declarate, nu rezultate confirmate clinic. Cele mai frecvente etichete principale sunt eczema (488 de cazuri), dermatita alergică de contact (270), urticaria (214), înțepătura de insectă (185) și foliculita (142), în timp ce acneea apare ca etichetă principală în doar 61 de cazuri, iar rozaceea în 29. Aceste valori vor fundamenta alegerea setului final de clase. Împărțirea în seturi de antrenare, validare și testare se va face la nivel de caz (case_id), astfel încât imaginile aceluiași caz să nu apară în seturi diferite.</w:t>
+      </w:r>
+    </w:p>
+    <w:p>
+      <w:pPr>
+        <w:pStyle w:val="Heading1"/>
+      </w:pPr>
+      <w:r>
+        <w:t>Bibliografie</w:t>
+      </w:r>
+    </w:p>
+    <w:p>
+      <w:pPr>
+        <w:ind w:firstLine="0"/>
+      </w:pPr>
+      <w:r>
+        <w:t>[1] Google Research, SCIN: Skin Condition Image Network, depozit GitHub. https://github.com/google-research-datasets/scin</w:t>
+      </w:r>
+    </w:p>
+    <w:p>
+      <w:pPr>
+        <w:ind w:firstLine="0"/>
+      </w:pPr>
+      <w:r>
+        <w:t>[2] Google Research, SCIN Data Use License. https://github.com/google-research-datasets/scin/blob/main/LICENSE</w:t>
+      </w:r>
+    </w:p>
+    <w:p>
+      <w:pPr>
+        <w:ind w:firstLine="0"/>
+      </w:pPr>
+      <w:r>
+        <w:t>[3] Google Research, documentația schemei setului de date SCIN. https://github.com/google-research-datasets/scin/blob/main/dataset_schema.md</w:t>
+      </w:r>
+    </w:p>
+    <w:p>
+      <w:pPr>
+        <w:ind w:firstLine="0"/>
+      </w:pPr>
+      <w:r>
+        <w:t>[4] Google Research Blog, SCIN: A new resource for representative dermatology images. https://research.google/blog/scin-a-new-resource-for-representative-dermatology-images/</w:t>
       </w:r>
     </w:p>
     <w:sectPr>

--- a/docs/Teza_Capitolul1_Introducere.docx
+++ b/docs/Teza_Capitolul1_Introducere.docx
@@ -460,6 +460,445 @@
     </w:p>
     <w:p>
       <w:pPr>
+        <w:pStyle w:val="Heading2"/>
+      </w:pPr>
+      <w:r>
+        <w:t>5.2 Definirea categoriilor țintă de probleme ale pielii</w:t>
+      </w:r>
+    </w:p>
+    <w:p>
+      <w:pPr>
+        <w:ind w:firstLine="709"/>
+        <w:jc w:val="both"/>
+      </w:pPr>
+      <w:r>
+        <w:t>Etichetele SCIN sunt peste 370 de denumiri diferențiale distincte, multe cu mai puțin de zece apariții, deci nepotrivite ca set de clase pentru un asistent informativ. Scriptul ml/labels/build_labels.py le grupează în cinci categorii țintă (acne, eczema_dermatitis, redness_rosacea, normal_other, excluded), pe baza unui dicționar explicit din ml/labels/label_map.yaml. Pentru fiecare case_id, ponderile denumirilor atribuite aceleiași categorii se însumează, iar categoria cu suma maximă devine eticheta principală dacă suma atinge un prag configurabil (0,40). Egalitățile și cazurile sub prag primesc eticheta excluded, la fel ca denumirile nemapate. Categoriile sunt grupări de probleme ale pielii, nu clasificări medicale.</w:t>
+      </w:r>
+    </w:p>
+    <w:p>
+      <w:pPr>
+        <w:ind w:firstLine="709"/>
+        <w:jc w:val="both"/>
+      </w:pPr>
+      <w:r>
+        <w:t>Din 5.033 de cazuri, 144 au ca etichetă principală acne, 1.068 eczema_dermatitis, 44 redness_rosacea și 553 normal_other; 3.224 sunt excluse (dintre acestea, 1.972 nu au nicio etichetă ponderată). Categoria redness_rosacea are doar un caz în grupul eFST V–VI, iar acne 10 (Tabelul 5.2), deci analiza pe tonuri închise va avea intervale de încredere foarte largi pentru aceste categorii. Mapările din label_map.yaml sunt decizii ale autorului (de exemplu foliculita este inclusă în acne) și vor fi raportate ca limitare.</w:t>
+      </w:r>
+    </w:p>
+    <w:p>
+      <w:r>
+        <w:rPr>
+          <w:i/>
+        </w:rPr>
+        <w:t>Tabelul 5.2. Categorii țintă pe grupe eFST (SCIN, prag 0,40).</w:t>
+      </w:r>
+    </w:p>
+    <w:tbl>
+      <w:tblPr>
+        <w:tblStyle w:val="TableGrid"/>
+        <w:tblW w:type="auto" w:w="0"/>
+        <w:tblLook w:firstColumn="1" w:firstRow="1" w:lastColumn="0" w:lastRow="0" w:noHBand="0" w:noVBand="1" w:val="04A0"/>
+      </w:tblPr>
+      <w:tblGrid>
+        <w:gridCol w:w="1568"/>
+        <w:gridCol w:w="1568"/>
+        <w:gridCol w:w="1568"/>
+        <w:gridCol w:w="1568"/>
+        <w:gridCol w:w="1568"/>
+        <w:gridCol w:w="1568"/>
+      </w:tblGrid>
+      <w:tr>
+        <w:tc>
+          <w:tcPr>
+            <w:tcW w:type="dxa" w:w="1568"/>
+          </w:tcPr>
+          <w:p>
+            <w:r>
+              <w:rPr>
+                <w:b/>
+              </w:rPr>
+              <w:t>Categorie</w:t>
+            </w:r>
+          </w:p>
+        </w:tc>
+        <w:tc>
+          <w:tcPr>
+            <w:tcW w:type="dxa" w:w="1568"/>
+          </w:tcPr>
+          <w:p>
+            <w:r>
+              <w:rPr>
+                <w:b/>
+              </w:rPr>
+              <w:t>eFST I–II</w:t>
+            </w:r>
+          </w:p>
+        </w:tc>
+        <w:tc>
+          <w:tcPr>
+            <w:tcW w:type="dxa" w:w="1568"/>
+          </w:tcPr>
+          <w:p>
+            <w:r>
+              <w:rPr>
+                <w:b/>
+              </w:rPr>
+              <w:t>eFST III–IV</w:t>
+            </w:r>
+          </w:p>
+        </w:tc>
+        <w:tc>
+          <w:tcPr>
+            <w:tcW w:type="dxa" w:w="1568"/>
+          </w:tcPr>
+          <w:p>
+            <w:r>
+              <w:rPr>
+                <w:b/>
+              </w:rPr>
+              <w:t>eFST V–VI</w:t>
+            </w:r>
+          </w:p>
+        </w:tc>
+        <w:tc>
+          <w:tcPr>
+            <w:tcW w:type="dxa" w:w="1568"/>
+          </w:tcPr>
+          <w:p>
+            <w:r>
+              <w:rPr>
+                <w:b/>
+              </w:rPr>
+              <w:t>eFST lipsă</w:t>
+            </w:r>
+          </w:p>
+        </w:tc>
+        <w:tc>
+          <w:tcPr>
+            <w:tcW w:type="dxa" w:w="1568"/>
+          </w:tcPr>
+          <w:p>
+            <w:r>
+              <w:rPr>
+                <w:b/>
+              </w:rPr>
+              <w:t>Total</w:t>
+            </w:r>
+          </w:p>
+        </w:tc>
+      </w:tr>
+      <w:tr>
+        <w:tc>
+          <w:tcPr>
+            <w:tcW w:type="dxa" w:w="1568"/>
+          </w:tcPr>
+          <w:p>
+            <w:r>
+              <w:t>acne</w:t>
+            </w:r>
+          </w:p>
+        </w:tc>
+        <w:tc>
+          <w:tcPr>
+            <w:tcW w:type="dxa" w:w="1568"/>
+          </w:tcPr>
+          <w:p>
+            <w:r>
+              <w:t>55</w:t>
+            </w:r>
+          </w:p>
+        </w:tc>
+        <w:tc>
+          <w:tcPr>
+            <w:tcW w:type="dxa" w:w="1568"/>
+          </w:tcPr>
+          <w:p>
+            <w:r>
+              <w:t>77</w:t>
+            </w:r>
+          </w:p>
+        </w:tc>
+        <w:tc>
+          <w:tcPr>
+            <w:tcW w:type="dxa" w:w="1568"/>
+          </w:tcPr>
+          <w:p>
+            <w:r>
+              <w:t>10</w:t>
+            </w:r>
+          </w:p>
+        </w:tc>
+        <w:tc>
+          <w:tcPr>
+            <w:tcW w:type="dxa" w:w="1568"/>
+          </w:tcPr>
+          <w:p>
+            <w:r>
+              <w:t>2</w:t>
+            </w:r>
+          </w:p>
+        </w:tc>
+        <w:tc>
+          <w:tcPr>
+            <w:tcW w:type="dxa" w:w="1568"/>
+          </w:tcPr>
+          <w:p>
+            <w:r>
+              <w:t>144</w:t>
+            </w:r>
+          </w:p>
+        </w:tc>
+      </w:tr>
+      <w:tr>
+        <w:tc>
+          <w:tcPr>
+            <w:tcW w:type="dxa" w:w="1568"/>
+          </w:tcPr>
+          <w:p>
+            <w:r>
+              <w:t>eczema_dermatitis</w:t>
+            </w:r>
+          </w:p>
+        </w:tc>
+        <w:tc>
+          <w:tcPr>
+            <w:tcW w:type="dxa" w:w="1568"/>
+          </w:tcPr>
+          <w:p>
+            <w:r>
+              <w:t>478</w:t>
+            </w:r>
+          </w:p>
+        </w:tc>
+        <w:tc>
+          <w:tcPr>
+            <w:tcW w:type="dxa" w:w="1568"/>
+          </w:tcPr>
+          <w:p>
+            <w:r>
+              <w:t>460</w:t>
+            </w:r>
+          </w:p>
+        </w:tc>
+        <w:tc>
+          <w:tcPr>
+            <w:tcW w:type="dxa" w:w="1568"/>
+          </w:tcPr>
+          <w:p>
+            <w:r>
+              <w:t>89</w:t>
+            </w:r>
+          </w:p>
+        </w:tc>
+        <w:tc>
+          <w:tcPr>
+            <w:tcW w:type="dxa" w:w="1568"/>
+          </w:tcPr>
+          <w:p>
+            <w:r>
+              <w:t>41</w:t>
+            </w:r>
+          </w:p>
+        </w:tc>
+        <w:tc>
+          <w:tcPr>
+            <w:tcW w:type="dxa" w:w="1568"/>
+          </w:tcPr>
+          <w:p>
+            <w:r>
+              <w:t>1.068</w:t>
+            </w:r>
+          </w:p>
+        </w:tc>
+      </w:tr>
+      <w:tr>
+        <w:tc>
+          <w:tcPr>
+            <w:tcW w:type="dxa" w:w="1568"/>
+          </w:tcPr>
+          <w:p>
+            <w:r>
+              <w:t>redness_rosacea</w:t>
+            </w:r>
+          </w:p>
+        </w:tc>
+        <w:tc>
+          <w:tcPr>
+            <w:tcW w:type="dxa" w:w="1568"/>
+          </w:tcPr>
+          <w:p>
+            <w:r>
+              <w:t>30</w:t>
+            </w:r>
+          </w:p>
+        </w:tc>
+        <w:tc>
+          <w:tcPr>
+            <w:tcW w:type="dxa" w:w="1568"/>
+          </w:tcPr>
+          <w:p>
+            <w:r>
+              <w:t>11</w:t>
+            </w:r>
+          </w:p>
+        </w:tc>
+        <w:tc>
+          <w:tcPr>
+            <w:tcW w:type="dxa" w:w="1568"/>
+          </w:tcPr>
+          <w:p>
+            <w:r>
+              <w:t>1</w:t>
+            </w:r>
+          </w:p>
+        </w:tc>
+        <w:tc>
+          <w:tcPr>
+            <w:tcW w:type="dxa" w:w="1568"/>
+          </w:tcPr>
+          <w:p>
+            <w:r>
+              <w:t>2</w:t>
+            </w:r>
+          </w:p>
+        </w:tc>
+        <w:tc>
+          <w:tcPr>
+            <w:tcW w:type="dxa" w:w="1568"/>
+          </w:tcPr>
+          <w:p>
+            <w:r>
+              <w:t>44</w:t>
+            </w:r>
+          </w:p>
+        </w:tc>
+      </w:tr>
+      <w:tr>
+        <w:tc>
+          <w:tcPr>
+            <w:tcW w:type="dxa" w:w="1568"/>
+          </w:tcPr>
+          <w:p>
+            <w:r>
+              <w:t>normal_other</w:t>
+            </w:r>
+          </w:p>
+        </w:tc>
+        <w:tc>
+          <w:tcPr>
+            <w:tcW w:type="dxa" w:w="1568"/>
+          </w:tcPr>
+          <w:p>
+            <w:r>
+              <w:t>216</w:t>
+            </w:r>
+          </w:p>
+        </w:tc>
+        <w:tc>
+          <w:tcPr>
+            <w:tcW w:type="dxa" w:w="1568"/>
+          </w:tcPr>
+          <w:p>
+            <w:r>
+              <w:t>258</w:t>
+            </w:r>
+          </w:p>
+        </w:tc>
+        <w:tc>
+          <w:tcPr>
+            <w:tcW w:type="dxa" w:w="1568"/>
+          </w:tcPr>
+          <w:p>
+            <w:r>
+              <w:t>49</w:t>
+            </w:r>
+          </w:p>
+        </w:tc>
+        <w:tc>
+          <w:tcPr>
+            <w:tcW w:type="dxa" w:w="1568"/>
+          </w:tcPr>
+          <w:p>
+            <w:r>
+              <w:t>30</w:t>
+            </w:r>
+          </w:p>
+        </w:tc>
+        <w:tc>
+          <w:tcPr>
+            <w:tcW w:type="dxa" w:w="1568"/>
+          </w:tcPr>
+          <w:p>
+            <w:r>
+              <w:t>553</w:t>
+            </w:r>
+          </w:p>
+        </w:tc>
+      </w:tr>
+      <w:tr>
+        <w:tc>
+          <w:tcPr>
+            <w:tcW w:type="dxa" w:w="1568"/>
+          </w:tcPr>
+          <w:p>
+            <w:r>
+              <w:t>excluded</w:t>
+            </w:r>
+          </w:p>
+        </w:tc>
+        <w:tc>
+          <w:tcPr>
+            <w:tcW w:type="dxa" w:w="1568"/>
+          </w:tcPr>
+          <w:p>
+            <w:r>
+              <w:t>994</w:t>
+            </w:r>
+          </w:p>
+        </w:tc>
+        <w:tc>
+          <w:tcPr>
+            <w:tcW w:type="dxa" w:w="1568"/>
+          </w:tcPr>
+          <w:p>
+            <w:r>
+              <w:t>1.355</w:t>
+            </w:r>
+          </w:p>
+        </w:tc>
+        <w:tc>
+          <w:tcPr>
+            <w:tcW w:type="dxa" w:w="1568"/>
+          </w:tcPr>
+          <w:p>
+            <w:r>
+              <w:t>287</w:t>
+            </w:r>
+          </w:p>
+        </w:tc>
+        <w:tc>
+          <w:tcPr>
+            <w:tcW w:type="dxa" w:w="1568"/>
+          </w:tcPr>
+          <w:p>
+            <w:r>
+              <w:t>588</w:t>
+            </w:r>
+          </w:p>
+        </w:tc>
+        <w:tc>
+          <w:tcPr>
+            <w:tcW w:type="dxa" w:w="1568"/>
+          </w:tcPr>
+          <w:p>
+            <w:r>
+              <w:t>3.224</w:t>
+            </w:r>
+          </w:p>
+        </w:tc>
+      </w:tr>
+    </w:tbl>
+    <w:p>
+      <w:pPr>
         <w:pStyle w:val="Heading1"/>
       </w:pPr>
       <w:r>

--- a/docs/Teza_Capitolul1_Introducere.docx
+++ b/docs/Teza_Capitolul1_Introducere.docx
@@ -899,6 +899,41 @@
     </w:tbl>
     <w:p>
       <w:pPr>
+        <w:pStyle w:val="Heading2"/>
+      </w:pPr>
+      <w:r>
+        <w:t>5.3 Scalele de ton al pielii și grupele folosite</w:t>
+      </w:r>
+    </w:p>
+    <w:p>
+      <w:pPr>
+        <w:ind w:firstLine="709"/>
+        <w:jc w:val="both"/>
+      </w:pPr>
+      <w:r>
+        <w:t>Scala Fitzpatrick (FST) clasifică pielea în șase tipuri, de la I la VI, după reacția la soare: tipul I (piele foarte deschisă) se arde mereu și nu se bronzează, tipul III se arde uneori și se bronzează treptat, iar tipul VI (piele foarte închisă) aproape nu se arde niciodată (https://doi.org/10.1001/archderm.1988.01670060015008) [5]. În SCIN, până la trei dermatologi au atribuit fiecărui caz o etichetă FST pe baza fotografiilor [3]. Din acestea am calculat eFST (estimated Fitzpatrick skin type, tip Fitzpatrick estimat) ca mediană a etichetelor disponibile, rotunjită în sus la jumătate. eFST este o estimare a unui evaluator pe baza unei fotografii, nu o măsurătoare a pielii, și este influențată de iluminare.</w:t>
+      </w:r>
+    </w:p>
+    <w:p>
+      <w:pPr>
+        <w:ind w:firstLine="709"/>
+        <w:jc w:val="both"/>
+      </w:pPr>
+      <w:r>
+        <w:t>Deoarece tipurile individuale au prea puține cazuri (tipul VI are doar 68), le-am grupat în perechi: I–II (piele cea mai deschisă, 1.773 de cazuri), III–IV (piele medie, 2.161 de cazuri) și V–VI (piele cea mai închisă, 436 de cazuri); 663 de cazuri nu au nicio etichetă FST și formează grupa „lipsă”.</w:t>
+      </w:r>
+    </w:p>
+    <w:p>
+      <w:pPr>
+        <w:ind w:firstLine="709"/>
+        <w:jc w:val="both"/>
+      </w:pPr>
+      <w:r>
+        <w:t>A doua scală, eMST (estimated Monk Skin Tone), folosește cele 10 trepte ale scalei Monk (https://skintone.google/) [6], atribuite de adnotatori. Am grupat-o în 1–3 (deschis), 4–6 (mediu) și 7–10 (închis). eMST nu este echivalentă cu eFST: cele două scale sunt măsuri diferite ale tonului pielii și sunt raportate separat.</w:t>
+      </w:r>
+    </w:p>
+    <w:p>
+      <w:pPr>
         <w:pStyle w:val="Heading1"/>
       </w:pPr>
       <w:r>
@@ -935,6 +970,22 @@
       </w:pPr>
       <w:r>
         <w:t>[4] Google Research Blog, SCIN: A new resource for representative dermatology images. https://research.google/blog/scin-a-new-resource-for-representative-dermatology-images/</w:t>
+      </w:r>
+    </w:p>
+    <w:p>
+      <w:pPr>
+        <w:ind w:firstLine="0"/>
+      </w:pPr>
+      <w:r>
+        <w:t>[5] Fitzpatrick, T. B., The validity and practicality of sun-reactive skin types I through VI, Archives of Dermatology 124(6), 1988, 869–871. https://doi.org/10.1001/archderm.1988.01670060015008</w:t>
+      </w:r>
+    </w:p>
+    <w:p>
+      <w:pPr>
+        <w:ind w:firstLine="0"/>
+      </w:pPr>
+      <w:r>
+        <w:t>[6] Google Research, Monk Skin Tone Scale. https://skintone.google/</w:t>
       </w:r>
     </w:p>
     <w:sectPr>

--- a/docs/Teza_Capitolul1_Introducere.docx
+++ b/docs/Teza_Capitolul1_Introducere.docx
@@ -460,6 +460,515 @@
     </w:p>
     <w:p>
       <w:pPr>
+        <w:pStyle w:val="Heading2"/>
+      </w:pPr>
+      <w:r>
+        <w:t>5.2 Definirea categoriilor țintă de probleme ale pielii</w:t>
+      </w:r>
+    </w:p>
+    <w:p>
+      <w:pPr>
+        <w:ind w:firstLine="709"/>
+        <w:jc w:val="both"/>
+      </w:pPr>
+      <w:r>
+        <w:t>Etichetele SCIN sunt peste 370 de denumiri diferențiale distincte, multe cu mai puțin de zece apariții, deci nepotrivite ca set de clase pentru un asistent informativ. Scriptul ml/labels/build_labels.py le grupează în cinci categorii țintă (acne, eczema_dermatitis, redness_rosacea, normal_other, excluded), pe baza unui dicționar explicit din ml/labels/label_map.yaml. Pentru fiecare case_id, ponderile denumirilor atribuite aceleiași categorii se însumează, iar categoria cu suma maximă devine eticheta principală dacă suma atinge un prag configurabil (0,40). Egalitățile și cazurile sub prag primesc eticheta excluded, la fel ca denumirile nemapate. Categoriile sunt grupări de probleme ale pielii, nu clasificări medicale.</w:t>
+      </w:r>
+    </w:p>
+    <w:p>
+      <w:pPr>
+        <w:ind w:firstLine="709"/>
+        <w:jc w:val="both"/>
+      </w:pPr>
+      <w:r>
+        <w:t>Din 5.033 de cazuri, 144 au ca etichetă principală acne, 1.068 eczema_dermatitis, 44 redness_rosacea și 553 normal_other; 3.224 sunt excluse (dintre acestea, 1.972 nu au nicio etichetă ponderată). Categoria redness_rosacea are doar un caz în grupul eFST V–VI, iar acne 10 (Tabelul 5.2), deci analiza pe tonuri închise va avea intervale de încredere foarte largi pentru aceste categorii. Mapările din label_map.yaml sunt decizii ale autorului (de exemplu foliculita este inclusă în acne) și vor fi raportate ca limitare.</w:t>
+      </w:r>
+    </w:p>
+    <w:p>
+      <w:r>
+        <w:rPr>
+          <w:i/>
+        </w:rPr>
+        <w:t>Tabelul 5.2. Categorii țintă pe grupe eFST (SCIN, prag 0,40).</w:t>
+      </w:r>
+    </w:p>
+    <w:tbl>
+      <w:tblPr>
+        <w:tblStyle w:val="TableGrid"/>
+        <w:tblW w:type="auto" w:w="0"/>
+        <w:tblLook w:firstColumn="1" w:firstRow="1" w:lastColumn="0" w:lastRow="0" w:noHBand="0" w:noVBand="1" w:val="04A0"/>
+      </w:tblPr>
+      <w:tblGrid>
+        <w:gridCol w:w="1568"/>
+        <w:gridCol w:w="1568"/>
+        <w:gridCol w:w="1568"/>
+        <w:gridCol w:w="1568"/>
+        <w:gridCol w:w="1568"/>
+        <w:gridCol w:w="1568"/>
+      </w:tblGrid>
+      <w:tr>
+        <w:tc>
+          <w:tcPr>
+            <w:tcW w:type="dxa" w:w="1568"/>
+          </w:tcPr>
+          <w:p>
+            <w:r>
+              <w:rPr>
+                <w:b/>
+              </w:rPr>
+              <w:t>Categorie</w:t>
+            </w:r>
+          </w:p>
+        </w:tc>
+        <w:tc>
+          <w:tcPr>
+            <w:tcW w:type="dxa" w:w="1568"/>
+          </w:tcPr>
+          <w:p>
+            <w:r>
+              <w:rPr>
+                <w:b/>
+              </w:rPr>
+              <w:t>eFST I–II</w:t>
+            </w:r>
+          </w:p>
+        </w:tc>
+        <w:tc>
+          <w:tcPr>
+            <w:tcW w:type="dxa" w:w="1568"/>
+          </w:tcPr>
+          <w:p>
+            <w:r>
+              <w:rPr>
+                <w:b/>
+              </w:rPr>
+              <w:t>eFST III–IV</w:t>
+            </w:r>
+          </w:p>
+        </w:tc>
+        <w:tc>
+          <w:tcPr>
+            <w:tcW w:type="dxa" w:w="1568"/>
+          </w:tcPr>
+          <w:p>
+            <w:r>
+              <w:rPr>
+                <w:b/>
+              </w:rPr>
+              <w:t>eFST V–VI</w:t>
+            </w:r>
+          </w:p>
+        </w:tc>
+        <w:tc>
+          <w:tcPr>
+            <w:tcW w:type="dxa" w:w="1568"/>
+          </w:tcPr>
+          <w:p>
+            <w:r>
+              <w:rPr>
+                <w:b/>
+              </w:rPr>
+              <w:t>eFST lipsă</w:t>
+            </w:r>
+          </w:p>
+        </w:tc>
+        <w:tc>
+          <w:tcPr>
+            <w:tcW w:type="dxa" w:w="1568"/>
+          </w:tcPr>
+          <w:p>
+            <w:r>
+              <w:rPr>
+                <w:b/>
+              </w:rPr>
+              <w:t>Total</w:t>
+            </w:r>
+          </w:p>
+        </w:tc>
+      </w:tr>
+      <w:tr>
+        <w:tc>
+          <w:tcPr>
+            <w:tcW w:type="dxa" w:w="1568"/>
+          </w:tcPr>
+          <w:p>
+            <w:r>
+              <w:t>acne</w:t>
+            </w:r>
+          </w:p>
+        </w:tc>
+        <w:tc>
+          <w:tcPr>
+            <w:tcW w:type="dxa" w:w="1568"/>
+          </w:tcPr>
+          <w:p>
+            <w:r>
+              <w:t>55</w:t>
+            </w:r>
+          </w:p>
+        </w:tc>
+        <w:tc>
+          <w:tcPr>
+            <w:tcW w:type="dxa" w:w="1568"/>
+          </w:tcPr>
+          <w:p>
+            <w:r>
+              <w:t>77</w:t>
+            </w:r>
+          </w:p>
+        </w:tc>
+        <w:tc>
+          <w:tcPr>
+            <w:tcW w:type="dxa" w:w="1568"/>
+          </w:tcPr>
+          <w:p>
+            <w:r>
+              <w:t>10</w:t>
+            </w:r>
+          </w:p>
+        </w:tc>
+        <w:tc>
+          <w:tcPr>
+            <w:tcW w:type="dxa" w:w="1568"/>
+          </w:tcPr>
+          <w:p>
+            <w:r>
+              <w:t>2</w:t>
+            </w:r>
+          </w:p>
+        </w:tc>
+        <w:tc>
+          <w:tcPr>
+            <w:tcW w:type="dxa" w:w="1568"/>
+          </w:tcPr>
+          <w:p>
+            <w:r>
+              <w:t>144</w:t>
+            </w:r>
+          </w:p>
+        </w:tc>
+      </w:tr>
+      <w:tr>
+        <w:tc>
+          <w:tcPr>
+            <w:tcW w:type="dxa" w:w="1568"/>
+          </w:tcPr>
+          <w:p>
+            <w:r>
+              <w:t>eczema_dermatitis</w:t>
+            </w:r>
+          </w:p>
+        </w:tc>
+        <w:tc>
+          <w:tcPr>
+            <w:tcW w:type="dxa" w:w="1568"/>
+          </w:tcPr>
+          <w:p>
+            <w:r>
+              <w:t>478</w:t>
+            </w:r>
+          </w:p>
+        </w:tc>
+        <w:tc>
+          <w:tcPr>
+            <w:tcW w:type="dxa" w:w="1568"/>
+          </w:tcPr>
+          <w:p>
+            <w:r>
+              <w:t>460</w:t>
+            </w:r>
+          </w:p>
+        </w:tc>
+        <w:tc>
+          <w:tcPr>
+            <w:tcW w:type="dxa" w:w="1568"/>
+          </w:tcPr>
+          <w:p>
+            <w:r>
+              <w:t>89</w:t>
+            </w:r>
+          </w:p>
+        </w:tc>
+        <w:tc>
+          <w:tcPr>
+            <w:tcW w:type="dxa" w:w="1568"/>
+          </w:tcPr>
+          <w:p>
+            <w:r>
+              <w:t>41</w:t>
+            </w:r>
+          </w:p>
+        </w:tc>
+        <w:tc>
+          <w:tcPr>
+            <w:tcW w:type="dxa" w:w="1568"/>
+          </w:tcPr>
+          <w:p>
+            <w:r>
+              <w:t>1.068</w:t>
+            </w:r>
+          </w:p>
+        </w:tc>
+      </w:tr>
+      <w:tr>
+        <w:tc>
+          <w:tcPr>
+            <w:tcW w:type="dxa" w:w="1568"/>
+          </w:tcPr>
+          <w:p>
+            <w:r>
+              <w:t>redness_rosacea</w:t>
+            </w:r>
+          </w:p>
+        </w:tc>
+        <w:tc>
+          <w:tcPr>
+            <w:tcW w:type="dxa" w:w="1568"/>
+          </w:tcPr>
+          <w:p>
+            <w:r>
+              <w:t>30</w:t>
+            </w:r>
+          </w:p>
+        </w:tc>
+        <w:tc>
+          <w:tcPr>
+            <w:tcW w:type="dxa" w:w="1568"/>
+          </w:tcPr>
+          <w:p>
+            <w:r>
+              <w:t>11</w:t>
+            </w:r>
+          </w:p>
+        </w:tc>
+        <w:tc>
+          <w:tcPr>
+            <w:tcW w:type="dxa" w:w="1568"/>
+          </w:tcPr>
+          <w:p>
+            <w:r>
+              <w:t>1</w:t>
+            </w:r>
+          </w:p>
+        </w:tc>
+        <w:tc>
+          <w:tcPr>
+            <w:tcW w:type="dxa" w:w="1568"/>
+          </w:tcPr>
+          <w:p>
+            <w:r>
+              <w:t>2</w:t>
+            </w:r>
+          </w:p>
+        </w:tc>
+        <w:tc>
+          <w:tcPr>
+            <w:tcW w:type="dxa" w:w="1568"/>
+          </w:tcPr>
+          <w:p>
+            <w:r>
+              <w:t>44</w:t>
+            </w:r>
+          </w:p>
+        </w:tc>
+      </w:tr>
+      <w:tr>
+        <w:tc>
+          <w:tcPr>
+            <w:tcW w:type="dxa" w:w="1568"/>
+          </w:tcPr>
+          <w:p>
+            <w:r>
+              <w:t>normal_other</w:t>
+            </w:r>
+          </w:p>
+        </w:tc>
+        <w:tc>
+          <w:tcPr>
+            <w:tcW w:type="dxa" w:w="1568"/>
+          </w:tcPr>
+          <w:p>
+            <w:r>
+              <w:t>216</w:t>
+            </w:r>
+          </w:p>
+        </w:tc>
+        <w:tc>
+          <w:tcPr>
+            <w:tcW w:type="dxa" w:w="1568"/>
+          </w:tcPr>
+          <w:p>
+            <w:r>
+              <w:t>258</w:t>
+            </w:r>
+          </w:p>
+        </w:tc>
+        <w:tc>
+          <w:tcPr>
+            <w:tcW w:type="dxa" w:w="1568"/>
+          </w:tcPr>
+          <w:p>
+            <w:r>
+              <w:t>49</w:t>
+            </w:r>
+          </w:p>
+        </w:tc>
+        <w:tc>
+          <w:tcPr>
+            <w:tcW w:type="dxa" w:w="1568"/>
+          </w:tcPr>
+          <w:p>
+            <w:r>
+              <w:t>30</w:t>
+            </w:r>
+          </w:p>
+        </w:tc>
+        <w:tc>
+          <w:tcPr>
+            <w:tcW w:type="dxa" w:w="1568"/>
+          </w:tcPr>
+          <w:p>
+            <w:r>
+              <w:t>553</w:t>
+            </w:r>
+          </w:p>
+        </w:tc>
+      </w:tr>
+      <w:tr>
+        <w:tc>
+          <w:tcPr>
+            <w:tcW w:type="dxa" w:w="1568"/>
+          </w:tcPr>
+          <w:p>
+            <w:r>
+              <w:t>excluded</w:t>
+            </w:r>
+          </w:p>
+        </w:tc>
+        <w:tc>
+          <w:tcPr>
+            <w:tcW w:type="dxa" w:w="1568"/>
+          </w:tcPr>
+          <w:p>
+            <w:r>
+              <w:t>994</w:t>
+            </w:r>
+          </w:p>
+        </w:tc>
+        <w:tc>
+          <w:tcPr>
+            <w:tcW w:type="dxa" w:w="1568"/>
+          </w:tcPr>
+          <w:p>
+            <w:r>
+              <w:t>1.355</w:t>
+            </w:r>
+          </w:p>
+        </w:tc>
+        <w:tc>
+          <w:tcPr>
+            <w:tcW w:type="dxa" w:w="1568"/>
+          </w:tcPr>
+          <w:p>
+            <w:r>
+              <w:t>287</w:t>
+            </w:r>
+          </w:p>
+        </w:tc>
+        <w:tc>
+          <w:tcPr>
+            <w:tcW w:type="dxa" w:w="1568"/>
+          </w:tcPr>
+          <w:p>
+            <w:r>
+              <w:t>588</w:t>
+            </w:r>
+          </w:p>
+        </w:tc>
+        <w:tc>
+          <w:tcPr>
+            <w:tcW w:type="dxa" w:w="1568"/>
+          </w:tcPr>
+          <w:p>
+            <w:r>
+              <w:t>3.224</w:t>
+            </w:r>
+          </w:p>
+        </w:tc>
+      </w:tr>
+    </w:tbl>
+    <w:p>
+      <w:pPr>
+        <w:pStyle w:val="Heading2"/>
+      </w:pPr>
+      <w:r>
+        <w:t>5.3 Scalele de ton al pielii și grupele folosite</w:t>
+      </w:r>
+    </w:p>
+    <w:p>
+      <w:pPr>
+        <w:ind w:firstLine="709"/>
+        <w:jc w:val="both"/>
+      </w:pPr>
+      <w:r>
+        <w:t>Scala Fitzpatrick (FST) clasifică pielea în șase tipuri, de la I la VI, după reacția la soare: tipul I (piele foarte deschisă) se arde mereu și nu se bronzează, tipul III se arde uneori și se bronzează treptat, iar tipul VI (piele foarte închisă) aproape nu se arde niciodată (https://doi.org/10.1001/archderm.1988.01670060015008) [5]. În SCIN, până la trei dermatologi au atribuit fiecărui caz o etichetă FST pe baza fotografiilor [3]. Din acestea am calculat eFST (estimated Fitzpatrick skin type, tip Fitzpatrick estimat) ca mediană a etichetelor disponibile, rotunjită în sus la jumătate. eFST este o estimare a unui evaluator pe baza unei fotografii, nu o măsurătoare a pielii, și este influențată de iluminare.</w:t>
+      </w:r>
+    </w:p>
+    <w:p>
+      <w:pPr>
+        <w:ind w:firstLine="709"/>
+        <w:jc w:val="both"/>
+      </w:pPr>
+      <w:r>
+        <w:t>Deoarece tipurile individuale au prea puține cazuri (tipul VI are doar 68), le-am grupat în perechi: I–II (piele cea mai deschisă, 1.773 de cazuri), III–IV (piele medie, 2.161 de cazuri) și V–VI (piele cea mai închisă, 436 de cazuri); 663 de cazuri nu au nicio etichetă FST și formează grupa „lipsă”.</w:t>
+      </w:r>
+    </w:p>
+    <w:p>
+      <w:pPr>
+        <w:ind w:firstLine="709"/>
+        <w:jc w:val="both"/>
+      </w:pPr>
+      <w:r>
+        <w:t>A doua scală, eMST (estimated Monk Skin Tone), folosește cele 10 trepte ale scalei Monk (https://skintone.google/) [6], atribuite de adnotatori. Am grupat-o în 1–3 (deschis), 4–6 (mediu) și 7–10 (închis). eMST nu este echivalentă cu eFST: cele două scale sunt măsuri diferite ale tonului pielii și sunt raportate separat.</w:t>
+      </w:r>
+    </w:p>
+    <w:p>
+      <w:pPr>
+        <w:pStyle w:val="Heading2"/>
+      </w:pPr>
+      <w:r>
+        <w:t>5.4 Codificarea chestionarului și masca de valori lipsă</w:t>
+      </w:r>
+    </w:p>
+    <w:p>
+      <w:pPr>
+        <w:ind w:firstLine="709"/>
+        <w:jc w:val="both"/>
+      </w:pPr>
+      <w:r>
+        <w:t>Răspunsurile auto-declarate din SCIN [3] sunt transformate într-un vector numeric de lungime fixă, împreună cu o mască binară de valori lipsă. Masca (mask) conține câte o valoare pentru fiecare câmp al chestionarului: 1 înseamnă că persoana nu a răspuns, 0 că a răspuns. Valorile lipsă nu sunt completate (imputare, adică înlocuirea lor cu o valoare estimată, de exemplu media); în schimb, câmpul lipsă primește valoarea 0 în vector, iar modelul citește masca pentru a ști că acel 0 nu este un răspuns. Această alegere permite experimente în care răspunsurile sunt eliminate deliberat (modality dropout) și măsurarea robusteții modelului la răspunsuri lipsă.</w:t>
+      </w:r>
+    </w:p>
+    <w:p>
+      <w:pPr>
+        <w:ind w:firstLine="709"/>
+        <w:jc w:val="both"/>
+      </w:pPr>
+      <w:r>
+        <w:t>Un răspuns explicit de tip „necunoscut” sau „niciuna dintre variante” este tratat ca răspuns prezent (masca 0) și are propria coloană indicator, deosebit de lipsa răspunsului. Șase câmpuri sunt codificate: grupa de vârstă și tipul de piele auto-declarat (one-hot: câte o coloană pentru fiecare variantă, exact una având valoarea 1), zona corpului, simptomele și textura (multi-hot: câte o coloană pentru fiecare variantă, mai multe putând fi 1, deoarece persoana poate bifa mai multe opțiuni) și durata (ordinală: număr întreg de la 1, „o zi”, la 8, „din copilărie”, păstrând ordinea). Rezultă 40 de coloane de trăsături și 6 de mască pentru fiecare case_id.</w:t>
+      </w:r>
+    </w:p>
+    <w:p>
+      <w:pPr>
+        <w:ind w:firstLine="709"/>
+        <w:jc w:val="both"/>
+      </w:pPr>
+      <w:r>
+        <w:t>Întrebările cu răspunsuri multiple sunt stocate în SCIN ca o coloană pe opțiune, cu valoarea „YES” sau celulă goală. O celulă goală înseamnă „nebifat”, deci o întrebare este considerată fără răspuns doar dacă nu este bifată nicio opțiune; nu se poate distinge între o persoană care a omis întrebarea și una care nu a bifat nimic (limitare). Rata observată a lipsei este de 18,8% pentru zona corpului, 25,1% pentru simptome, 19,0% pentru textură, 19,8% pentru durată și 50,3% pentru tipul de piele; încă 328 de cazuri au ales „niciuna dintre variante” la tipul de piele. Sexul la naștere, etnia, simptomele sistemice și categoria auto-descrisă nu sunt incluse: primele două sunt rezervate analizei de echitate, iar ultima conține etichete precum „acne”, care ar dezvălui clasa țintă.</w:t>
+      </w:r>
+    </w:p>
+    <w:p>
+      <w:pPr>
         <w:pStyle w:val="Heading1"/>
       </w:pPr>
       <w:r>
@@ -496,6 +1005,22 @@
       </w:pPr>
       <w:r>
         <w:t>[4] Google Research Blog, SCIN: A new resource for representative dermatology images. https://research.google/blog/scin-a-new-resource-for-representative-dermatology-images/</w:t>
+      </w:r>
+    </w:p>
+    <w:p>
+      <w:pPr>
+        <w:ind w:firstLine="0"/>
+      </w:pPr>
+      <w:r>
+        <w:t>[5] Fitzpatrick, T. B., The validity and practicality of sun-reactive skin types I through VI, Archives of Dermatology 124(6), 1988, 869–871. https://doi.org/10.1001/archderm.1988.01670060015008</w:t>
+      </w:r>
+    </w:p>
+    <w:p>
+      <w:pPr>
+        <w:ind w:firstLine="0"/>
+      </w:pPr>
+      <w:r>
+        <w:t>[6] Google Research, Monk Skin Tone Scale. https://skintone.google/</w:t>
       </w:r>
     </w:p>
     <w:sectPr>

--- a/docs/Teza_Capitolul1_Introducere.docx
+++ b/docs/Teza_Capitolul1_Introducere.docx
@@ -934,6 +934,41 @@
     </w:p>
     <w:p>
       <w:pPr>
+        <w:pStyle w:val="Heading2"/>
+      </w:pPr>
+      <w:r>
+        <w:t>5.4 Codificarea chestionarului și masca de valori lipsă</w:t>
+      </w:r>
+    </w:p>
+    <w:p>
+      <w:pPr>
+        <w:ind w:firstLine="709"/>
+        <w:jc w:val="both"/>
+      </w:pPr>
+      <w:r>
+        <w:t>Răspunsurile auto-declarate din SCIN [3] sunt transformate într-un vector numeric de lungime fixă, împreună cu o mască binară de valori lipsă. Masca (mask) conține câte o valoare pentru fiecare câmp al chestionarului: 1 înseamnă că persoana nu a răspuns, 0 că a răspuns. Valorile lipsă nu sunt completate (imputare, adică înlocuirea lor cu o valoare estimată, de exemplu media); în schimb, câmpul lipsă primește valoarea 0 în vector, iar modelul citește masca pentru a ști că acel 0 nu este un răspuns. Această alegere permite experimente în care răspunsurile sunt eliminate deliberat (modality dropout) și măsurarea robusteții modelului la răspunsuri lipsă.</w:t>
+      </w:r>
+    </w:p>
+    <w:p>
+      <w:pPr>
+        <w:ind w:firstLine="709"/>
+        <w:jc w:val="both"/>
+      </w:pPr>
+      <w:r>
+        <w:t>Un răspuns explicit de tip „necunoscut” sau „niciuna dintre variante” este tratat ca răspuns prezent (masca 0) și are propria coloană indicator, deosebit de lipsa răspunsului. Șase câmpuri sunt codificate: grupa de vârstă și tipul de piele auto-declarat (one-hot: câte o coloană pentru fiecare variantă, exact una având valoarea 1), zona corpului, simptomele și textura (multi-hot: câte o coloană pentru fiecare variantă, mai multe putând fi 1, deoarece persoana poate bifa mai multe opțiuni) și durata (ordinală: număr întreg de la 1, „o zi”, la 8, „din copilărie”, păstrând ordinea). Rezultă 40 de coloane de trăsături și 6 de mască pentru fiecare case_id.</w:t>
+      </w:r>
+    </w:p>
+    <w:p>
+      <w:pPr>
+        <w:ind w:firstLine="709"/>
+        <w:jc w:val="both"/>
+      </w:pPr>
+      <w:r>
+        <w:t>Întrebările cu răspunsuri multiple sunt stocate în SCIN ca o coloană pe opțiune, cu valoarea „YES” sau celulă goală. O celulă goală înseamnă „nebifat”, deci o întrebare este considerată fără răspuns doar dacă nu este bifată nicio opțiune; nu se poate distinge între o persoană care a omis întrebarea și una care nu a bifat nimic (limitare). Rata observată a lipsei este de 18,8% pentru zona corpului, 25,1% pentru simptome, 19,0% pentru textură, 19,8% pentru durată și 50,3% pentru tipul de piele; încă 328 de cazuri au ales „niciuna dintre variante” la tipul de piele. Sexul la naștere, etnia, simptomele sistemice și categoria auto-descrisă nu sunt incluse: primele două sunt rezervate analizei de echitate, iar ultima conține etichete precum „acne”, care ar dezvălui clasa țintă.</w:t>
+      </w:r>
+    </w:p>
+    <w:p>
+      <w:pPr>
         <w:pStyle w:val="Heading1"/>
       </w:pPr>
       <w:r>

--- a/docs/Teza_Capitolul1_Introducere.docx
+++ b/docs/Teza_Capitolul1_Introducere.docx
@@ -969,6 +969,41 @@
     </w:p>
     <w:p>
       <w:pPr>
+        <w:pStyle w:val="Heading2"/>
+      </w:pPr>
+      <w:r>
+        <w:t>5.5 Împărțirea pe cazuri în seturi de antrenare, validare și testare</w:t>
+      </w:r>
+    </w:p>
+    <w:p>
+      <w:pPr>
+        <w:ind w:firstLine="709"/>
+        <w:jc w:val="both"/>
+      </w:pPr>
+      <w:r>
+        <w:t>Datele sunt împărțite în trei seturi: antrenare (70%, pe care modelul învață), validare (15%, pentru alegerea setărilor) și testare (15%, folosit doar pentru evaluarea finală). Împărțirea se face la nivel de caz (case_id), nu de imagine: toate fotografiile aceluiași caz rămân în același set. Altfel, apare scurgerea de informație (data leakage): modelul ar vedea la antrenare o fotografie a unui caz și ar fi testat pe o altă fotografie a aceluiași caz, iar rezultatele ar fi nerealist de bune. Scriptul ml/splits/make_splits.py lucrează pe un rând per case_id, deci un caz nu poate fi împărțit între seturi.</w:t>
+      </w:r>
+    </w:p>
+    <w:p>
+      <w:pPr>
+        <w:ind w:firstLine="709"/>
+        <w:jc w:val="both"/>
+      </w:pPr>
+      <w:r>
+        <w:t>Împărțirea este stratificată, adică păstrează în fiecare set aproximativ aceleași proporții ale unei combinații de două variabile: categoria țintă (primary_label) și grupa de ton eFST (I–II, III–IV, V–VI sau lipsă). Astfel, tonurile închise nu ajung accidental doar într-un singur set. Se face în doi pași: mai întâi 70% antrenare și 30% rest, apoi restul se împarte în jumătate între validare și testare. Combinațiile cu mai puțin de 4 cazuri nu pot fi stratificate; ele sunt unite mai întâi pe categorie, apoi într-un grup comun (5 cazuri în total). Procedura se repetă pentru cinci valori ale seed-ului (0–4), adică ale numărului care fixează aleatorismul, ceea ce dă cinci împărțiri diferite și reproductibile, pentru raportarea variabilității rezultatelor.</w:t>
+      </w:r>
+    </w:p>
+    <w:p>
+      <w:pPr>
+        <w:ind w:firstLine="709"/>
+        <w:jc w:val="both"/>
+      </w:pPr>
+      <w:r>
+        <w:t>Rezultatul este 3.523 de cazuri în antrenare, 755 în validare și 755 în testare pentru fiecare seed. În grupul eFST V–VI cazurile se repartizează 305, 66 și 65. Categoria redness_rosacea are în total 44 de cazuri (31 în antrenare, 7 în validare, 6 în testare, pentru seed-ul 0), iar în V–VI un singur caz, în antrenare, deci rezultatele pentru ea pe tonuri închise nu pot fi evaluate. Un test automat (ml/tests/test_no_leakage.py) verifică pentru fiecare seed că niciun case_id nu apare în două seturi, că nu există duplicate și că seturile acoperă toate cazurile.</w:t>
+      </w:r>
+    </w:p>
+    <w:p>
+      <w:pPr>
         <w:pStyle w:val="Heading1"/>
       </w:pPr>
       <w:r>
